--- a/к презентации.docx
+++ b/к презентации.docx
@@ -182,7 +182,23 @@
           <w:sz w:val="28"/>
           <w:szCs w:val="28"/>
         </w:rPr>
-        <w:t xml:space="preserve"> данной работы является разработка кроссплатформенного мобильного приложения для учёта и анализа персональных расходов, обеспечивающего интуитивно понятный интерфейс с применением современных архитектурных и технологических решений. </w:t>
+        <w:t xml:space="preserve"> является разработка кроссплатформенного мобильного приложения для учёта и анализа персональных расходов, обеспечивающего интуитивно понятный интерфейс с применением современных </w:t>
+      </w:r>
+      <w:r>
+        <w:rPr>
+          <w:rFonts w:ascii="Times New Roman" w:hAnsi="Times New Roman" w:cs="Times New Roman"/>
+          <w:sz w:val="28"/>
+          <w:szCs w:val="28"/>
+        </w:rPr>
+        <w:t>технологий</w:t>
+      </w:r>
+      <w:r>
+        <w:rPr>
+          <w:rFonts w:ascii="Times New Roman" w:hAnsi="Times New Roman" w:cs="Times New Roman"/>
+          <w:sz w:val="28"/>
+          <w:szCs w:val="28"/>
+        </w:rPr>
+        <w:t xml:space="preserve">. </w:t>
       </w:r>
     </w:p>
     <w:p>
@@ -241,67 +257,63 @@
           <w:sz w:val="28"/>
           <w:szCs w:val="28"/>
         </w:rPr>
-        <w:t>– провести анализ предметной области и существующих аналогов мобильных финансовых приложений;</w:t>
-      </w:r>
-    </w:p>
-    <w:p>
-      <w:pPr>
-        <w:spacing w:after="0" w:line="240" w:lineRule="auto"/>
-        <w:ind w:firstLine="709"/>
-        <w:jc w:val="both"/>
-        <w:rPr>
-          <w:rFonts w:ascii="Times New Roman" w:hAnsi="Times New Roman" w:cs="Times New Roman"/>
-          <w:sz w:val="28"/>
-          <w:szCs w:val="28"/>
-        </w:rPr>
-      </w:pPr>
-      <w:r>
-        <w:rPr>
-          <w:rFonts w:ascii="Times New Roman" w:hAnsi="Times New Roman" w:cs="Times New Roman"/>
-          <w:sz w:val="28"/>
-          <w:szCs w:val="28"/>
-        </w:rPr>
-        <w:t>– сформулировать требования к функционалу и интерфейсу приложения;</w:t>
-      </w:r>
-    </w:p>
-    <w:p>
-      <w:pPr>
-        <w:spacing w:after="0" w:line="240" w:lineRule="auto"/>
-        <w:ind w:firstLine="709"/>
-        <w:jc w:val="both"/>
-        <w:rPr>
-          <w:rFonts w:ascii="Times New Roman" w:hAnsi="Times New Roman" w:cs="Times New Roman"/>
-          <w:sz w:val="28"/>
-          <w:szCs w:val="28"/>
-        </w:rPr>
-      </w:pPr>
-      <w:r>
-        <w:rPr>
-          <w:rFonts w:ascii="Times New Roman" w:hAnsi="Times New Roman" w:cs="Times New Roman"/>
-          <w:sz w:val="28"/>
-          <w:szCs w:val="28"/>
-        </w:rPr>
-        <w:t>– спроектировать структуру приложения;</w:t>
-      </w:r>
-    </w:p>
-    <w:p>
-      <w:pPr>
-        <w:spacing w:after="0" w:line="240" w:lineRule="auto"/>
-        <w:ind w:firstLine="709"/>
-        <w:jc w:val="both"/>
-        <w:rPr>
-          <w:rFonts w:ascii="Times New Roman" w:hAnsi="Times New Roman" w:cs="Times New Roman"/>
-          <w:sz w:val="28"/>
-          <w:szCs w:val="28"/>
-        </w:rPr>
-      </w:pPr>
-      <w:r>
-        <w:rPr>
-          <w:rFonts w:ascii="Times New Roman" w:hAnsi="Times New Roman" w:cs="Times New Roman"/>
-          <w:sz w:val="28"/>
-          <w:szCs w:val="28"/>
-        </w:rPr>
-        <w:t>– разработать функциональные модули</w:t>
+        <w:t>– провести анализ предметной области и существующих аналогов;</w:t>
+      </w:r>
+    </w:p>
+    <w:p>
+      <w:pPr>
+        <w:spacing w:after="0" w:line="240" w:lineRule="auto"/>
+        <w:ind w:firstLine="709"/>
+        <w:jc w:val="both"/>
+        <w:rPr>
+          <w:rFonts w:ascii="Times New Roman" w:hAnsi="Times New Roman" w:cs="Times New Roman"/>
+          <w:sz w:val="28"/>
+          <w:szCs w:val="28"/>
+        </w:rPr>
+      </w:pPr>
+      <w:r>
+        <w:rPr>
+          <w:rFonts w:ascii="Times New Roman" w:hAnsi="Times New Roman" w:cs="Times New Roman"/>
+          <w:sz w:val="28"/>
+          <w:szCs w:val="28"/>
+        </w:rPr>
+        <w:t xml:space="preserve">– сформулировать требования </w:t>
+      </w:r>
+      <w:r>
+        <w:rPr>
+          <w:rFonts w:ascii="Times New Roman" w:hAnsi="Times New Roman" w:cs="Times New Roman"/>
+          <w:sz w:val="28"/>
+          <w:szCs w:val="28"/>
+        </w:rPr>
+        <w:t>и с</w:t>
+      </w:r>
+      <w:r>
+        <w:rPr>
+          <w:rFonts w:ascii="Times New Roman" w:hAnsi="Times New Roman" w:cs="Times New Roman"/>
+          <w:sz w:val="28"/>
+          <w:szCs w:val="28"/>
+        </w:rPr>
+        <w:t>проектировать структуру приложения;</w:t>
+      </w:r>
+    </w:p>
+    <w:p>
+      <w:pPr>
+        <w:spacing w:after="0" w:line="240" w:lineRule="auto"/>
+        <w:ind w:firstLine="709"/>
+        <w:jc w:val="both"/>
+        <w:rPr>
+          <w:rFonts w:ascii="Times New Roman" w:hAnsi="Times New Roman" w:cs="Times New Roman"/>
+          <w:sz w:val="28"/>
+          <w:szCs w:val="28"/>
+        </w:rPr>
+      </w:pPr>
+      <w:r>
+        <w:rPr>
+          <w:rFonts w:ascii="Times New Roman" w:hAnsi="Times New Roman" w:cs="Times New Roman"/>
+          <w:sz w:val="28"/>
+          <w:szCs w:val="28"/>
+        </w:rPr>
+        <w:t>– разработать модули</w:t>
       </w:r>
       <w:r>
         <w:rPr>
@@ -357,7 +369,23 @@
           <w:sz w:val="28"/>
           <w:szCs w:val="28"/>
         </w:rPr>
-        <w:t>– провести тестирование функциональности и удобства использования, а также подготовить руководство пользователя.</w:t>
+        <w:t xml:space="preserve">– провести тестирование функциональности </w:t>
+      </w:r>
+      <w:r>
+        <w:rPr>
+          <w:rFonts w:ascii="Times New Roman" w:hAnsi="Times New Roman" w:cs="Times New Roman"/>
+          <w:sz w:val="28"/>
+          <w:szCs w:val="28"/>
+        </w:rPr>
+        <w:t>и</w:t>
+      </w:r>
+      <w:r>
+        <w:rPr>
+          <w:rFonts w:ascii="Times New Roman" w:hAnsi="Times New Roman" w:cs="Times New Roman"/>
+          <w:sz w:val="28"/>
+          <w:szCs w:val="28"/>
+        </w:rPr>
+        <w:t xml:space="preserve"> подготовить руководство пользователя.</w:t>
       </w:r>
     </w:p>
     <w:p>
@@ -413,39 +441,7 @@
           <w:sz w:val="28"/>
           <w:szCs w:val="28"/>
         </w:rPr>
-        <w:t xml:space="preserve">Управление личными финансами </w:t>
-      </w:r>
-      <w:r>
-        <w:rPr>
-          <w:rFonts w:ascii="Times New Roman" w:hAnsi="Times New Roman" w:cs="Times New Roman"/>
-          <w:sz w:val="28"/>
-          <w:szCs w:val="28"/>
-        </w:rPr>
-        <w:t>является</w:t>
-      </w:r>
-      <w:r>
-        <w:rPr>
-          <w:rFonts w:ascii="Times New Roman" w:hAnsi="Times New Roman" w:cs="Times New Roman"/>
-          <w:sz w:val="28"/>
-          <w:szCs w:val="28"/>
-        </w:rPr>
-        <w:t xml:space="preserve"> одной из ключевых задач</w:t>
-      </w:r>
-      <w:r>
-        <w:rPr>
-          <w:rFonts w:ascii="Times New Roman" w:hAnsi="Times New Roman" w:cs="Times New Roman"/>
-          <w:sz w:val="28"/>
-          <w:szCs w:val="28"/>
-        </w:rPr>
-        <w:t xml:space="preserve"> </w:t>
-      </w:r>
-      <w:r>
-        <w:rPr>
-          <w:rFonts w:ascii="Times New Roman" w:hAnsi="Times New Roman" w:cs="Times New Roman"/>
-          <w:sz w:val="28"/>
-          <w:szCs w:val="28"/>
-        </w:rPr>
-        <w:t>современного человека.</w:t>
+        <w:t>Управление личными финансами является одной из ключевых задач современного человека.</w:t>
       </w:r>
     </w:p>
     <w:p>
@@ -477,6 +473,14 @@
           <w:szCs w:val="28"/>
         </w:rPr>
         <w:t>:</w:t>
+      </w:r>
+      <w:r>
+        <w:rPr>
+          <w:rFonts w:ascii="Times New Roman" w:hAnsi="Times New Roman" w:cs="Times New Roman"/>
+          <w:sz w:val="28"/>
+          <w:szCs w:val="28"/>
+        </w:rPr>
+        <w:t xml:space="preserve"> обусловлена</w:t>
       </w:r>
     </w:p>
     <w:p>
@@ -501,7 +505,23 @@
           <w:sz w:val="28"/>
           <w:szCs w:val="28"/>
         </w:rPr>
-        <w:t>отсутствие у пользователей системного контроля бюджета;</w:t>
+        <w:t>отсутствие</w:t>
+      </w:r>
+      <w:r>
+        <w:rPr>
+          <w:rFonts w:ascii="Times New Roman" w:hAnsi="Times New Roman" w:cs="Times New Roman"/>
+          <w:sz w:val="28"/>
+          <w:szCs w:val="28"/>
+        </w:rPr>
+        <w:t>м</w:t>
+      </w:r>
+      <w:r>
+        <w:rPr>
+          <w:rFonts w:ascii="Times New Roman" w:hAnsi="Times New Roman" w:cs="Times New Roman"/>
+          <w:sz w:val="28"/>
+          <w:szCs w:val="28"/>
+        </w:rPr>
+        <w:t xml:space="preserve"> у пользователей системного контроля бюджета;</w:t>
       </w:r>
     </w:p>
     <w:p>
@@ -526,7 +546,7 @@
           <w:sz w:val="28"/>
           <w:szCs w:val="28"/>
         </w:rPr>
-        <w:t>разрозненность существующих процессов и отсутствием единой универсальной системы менеджмента бюджета;</w:t>
+        <w:t>необходимость наглядного анализа расходов и доходов;</w:t>
       </w:r>
     </w:p>
     <w:p>
@@ -551,31 +571,6 @@
           <w:sz w:val="28"/>
           <w:szCs w:val="28"/>
         </w:rPr>
-        <w:t>необходимость наглядного анализа расходов и доходов;</w:t>
-      </w:r>
-    </w:p>
-    <w:p>
-      <w:pPr>
-        <w:pStyle w:val="a7"/>
-        <w:numPr>
-          <w:ilvl w:val="0"/>
-          <w:numId w:val="2"/>
-        </w:numPr>
-        <w:spacing w:after="0" w:line="240" w:lineRule="auto"/>
-        <w:ind w:left="0" w:firstLine="426"/>
-        <w:jc w:val="both"/>
-        <w:rPr>
-          <w:rFonts w:ascii="Times New Roman" w:hAnsi="Times New Roman" w:cs="Times New Roman"/>
-          <w:sz w:val="28"/>
-          <w:szCs w:val="28"/>
-        </w:rPr>
-      </w:pPr>
-      <w:r>
-        <w:rPr>
-          <w:rFonts w:ascii="Times New Roman" w:hAnsi="Times New Roman" w:cs="Times New Roman"/>
-          <w:sz w:val="28"/>
-          <w:szCs w:val="28"/>
-        </w:rPr>
         <w:t>востребованность цифровых инструментов финансового планирования</w:t>
       </w:r>
     </w:p>
@@ -607,7 +602,87 @@
           <w:sz w:val="28"/>
           <w:szCs w:val="28"/>
         </w:rPr>
-        <w:t xml:space="preserve"> проекта заключается в создании современного цифрового инструмента, который способствует формированию финансовой дисциплины и упрощает процесс принятия экономических решений.</w:t>
+        <w:t xml:space="preserve"> проекта </w:t>
+      </w:r>
+      <w:r>
+        <w:rPr>
+          <w:rFonts w:ascii="Times New Roman" w:hAnsi="Times New Roman" w:cs="Times New Roman"/>
+          <w:sz w:val="28"/>
+          <w:szCs w:val="28"/>
+        </w:rPr>
+        <w:t xml:space="preserve">– </w:t>
+      </w:r>
+      <w:r>
+        <w:rPr>
+          <w:rFonts w:ascii="Times New Roman" w:hAnsi="Times New Roman" w:cs="Times New Roman"/>
+          <w:sz w:val="28"/>
+          <w:szCs w:val="28"/>
+        </w:rPr>
+        <w:t>создани</w:t>
+      </w:r>
+      <w:r>
+        <w:rPr>
+          <w:rFonts w:ascii="Times New Roman" w:hAnsi="Times New Roman" w:cs="Times New Roman"/>
+          <w:sz w:val="28"/>
+          <w:szCs w:val="28"/>
+        </w:rPr>
+        <w:t>е</w:t>
+      </w:r>
+      <w:r>
+        <w:rPr>
+          <w:rFonts w:ascii="Times New Roman" w:hAnsi="Times New Roman" w:cs="Times New Roman"/>
+          <w:sz w:val="28"/>
+          <w:szCs w:val="28"/>
+        </w:rPr>
+        <w:t xml:space="preserve"> современного цифрового инструмента, который формир</w:t>
+      </w:r>
+      <w:r>
+        <w:rPr>
+          <w:rFonts w:ascii="Times New Roman" w:hAnsi="Times New Roman" w:cs="Times New Roman"/>
+          <w:sz w:val="28"/>
+          <w:szCs w:val="28"/>
+        </w:rPr>
+        <w:t>ует</w:t>
+      </w:r>
+      <w:r>
+        <w:rPr>
+          <w:rFonts w:ascii="Times New Roman" w:hAnsi="Times New Roman" w:cs="Times New Roman"/>
+          <w:sz w:val="28"/>
+          <w:szCs w:val="28"/>
+        </w:rPr>
+        <w:t xml:space="preserve"> финансов</w:t>
+      </w:r>
+      <w:r>
+        <w:rPr>
+          <w:rFonts w:ascii="Times New Roman" w:hAnsi="Times New Roman" w:cs="Times New Roman"/>
+          <w:sz w:val="28"/>
+          <w:szCs w:val="28"/>
+        </w:rPr>
+        <w:t>ую</w:t>
+      </w:r>
+      <w:r>
+        <w:rPr>
+          <w:rFonts w:ascii="Times New Roman" w:hAnsi="Times New Roman" w:cs="Times New Roman"/>
+          <w:sz w:val="28"/>
+          <w:szCs w:val="28"/>
+        </w:rPr>
+        <w:t xml:space="preserve"> дисциплин</w:t>
+      </w:r>
+      <w:r>
+        <w:rPr>
+          <w:rFonts w:ascii="Times New Roman" w:hAnsi="Times New Roman" w:cs="Times New Roman"/>
+          <w:sz w:val="28"/>
+          <w:szCs w:val="28"/>
+        </w:rPr>
+        <w:t>у</w:t>
+      </w:r>
+      <w:r>
+        <w:rPr>
+          <w:rFonts w:ascii="Times New Roman" w:hAnsi="Times New Roman" w:cs="Times New Roman"/>
+          <w:sz w:val="28"/>
+          <w:szCs w:val="28"/>
+        </w:rPr>
+        <w:t xml:space="preserve"> и упрощает процесс принятия экономических решений.</w:t>
       </w:r>
     </w:p>
     <w:p>
@@ -670,29 +745,7 @@
           <w:szCs w:val="28"/>
           <w:u w:val="single"/>
         </w:rPr>
-        <w:t>Система выполня</w:t>
-      </w:r>
-      <w:r>
-        <w:rPr>
-          <w:rFonts w:ascii="Times New Roman" w:hAnsi="Times New Roman" w:cs="Times New Roman"/>
-          <w:b/>
-          <w:bCs/>
-          <w:sz w:val="28"/>
-          <w:szCs w:val="28"/>
-          <w:u w:val="single"/>
-        </w:rPr>
-        <w:t>ет</w:t>
-      </w:r>
-      <w:r>
-        <w:rPr>
-          <w:rFonts w:ascii="Times New Roman" w:hAnsi="Times New Roman" w:cs="Times New Roman"/>
-          <w:b/>
-          <w:bCs/>
-          <w:sz w:val="28"/>
-          <w:szCs w:val="28"/>
-          <w:u w:val="single"/>
-        </w:rPr>
-        <w:t xml:space="preserve"> следующие основные функции</w:t>
+        <w:t>Система выполняет следующие основные функции</w:t>
       </w:r>
       <w:r>
         <w:rPr>
@@ -842,25 +895,39 @@
           <w:sz w:val="28"/>
           <w:szCs w:val="28"/>
         </w:rPr>
-        <w:t xml:space="preserve"> пользователя PIN-кода или биометрической аутентификации (Face/Touch </w:t>
-      </w:r>
-      <w:proofErr w:type="spellStart"/>
-      <w:r>
-        <w:rPr>
-          <w:rFonts w:ascii="Times New Roman" w:hAnsi="Times New Roman" w:cs="Times New Roman"/>
-          <w:sz w:val="28"/>
-          <w:szCs w:val="28"/>
-        </w:rPr>
-        <w:t>id</w:t>
-      </w:r>
-      <w:proofErr w:type="spellEnd"/>
-      <w:r>
-        <w:rPr>
-          <w:rFonts w:ascii="Times New Roman" w:hAnsi="Times New Roman" w:cs="Times New Roman"/>
-          <w:sz w:val="28"/>
-          <w:szCs w:val="28"/>
-        </w:rPr>
-        <w:t>);</w:t>
+        <w:t xml:space="preserve"> пользователя</w:t>
+      </w:r>
+      <w:r>
+        <w:rPr>
+          <w:rFonts w:ascii="Times New Roman" w:hAnsi="Times New Roman" w:cs="Times New Roman"/>
+          <w:sz w:val="28"/>
+          <w:szCs w:val="28"/>
+        </w:rPr>
+        <w:t xml:space="preserve"> при помощи</w:t>
+      </w:r>
+      <w:r>
+        <w:rPr>
+          <w:rFonts w:ascii="Times New Roman" w:hAnsi="Times New Roman" w:cs="Times New Roman"/>
+          <w:sz w:val="28"/>
+          <w:szCs w:val="28"/>
+        </w:rPr>
+        <w:t xml:space="preserve"> PIN-кода </w:t>
+      </w:r>
+      <w:r>
+        <w:rPr>
+          <w:rFonts w:ascii="Times New Roman" w:hAnsi="Times New Roman" w:cs="Times New Roman"/>
+          <w:sz w:val="28"/>
+          <w:szCs w:val="28"/>
+        </w:rPr>
+        <w:t xml:space="preserve">или </w:t>
+      </w:r>
+      <w:r>
+        <w:rPr>
+          <w:rFonts w:ascii="Times New Roman" w:hAnsi="Times New Roman" w:cs="Times New Roman"/>
+          <w:sz w:val="28"/>
+          <w:szCs w:val="28"/>
+        </w:rPr>
+        <w:t>Face/Touch id;</w:t>
       </w:r>
     </w:p>
     <w:p>
@@ -993,27 +1060,61 @@
           <w:sz w:val="28"/>
           <w:szCs w:val="28"/>
         </w:rPr>
-        <w:t xml:space="preserve">Слайд </w:t>
-      </w:r>
-      <w:r>
-        <w:rPr>
-          <w:rFonts w:ascii="Times New Roman" w:hAnsi="Times New Roman" w:cs="Times New Roman"/>
-          <w:b/>
-          <w:bCs/>
-          <w:sz w:val="28"/>
-          <w:szCs w:val="28"/>
-        </w:rPr>
-        <w:t>5-</w:t>
-      </w:r>
-      <w:r>
-        <w:rPr>
-          <w:rFonts w:ascii="Times New Roman" w:hAnsi="Times New Roman" w:cs="Times New Roman"/>
-          <w:b/>
-          <w:bCs/>
-          <w:sz w:val="28"/>
-          <w:szCs w:val="28"/>
-        </w:rPr>
-        <w:t>6 Сравнение с аналогами:</w:t>
+        <w:t>Слайд 5-6 Сравнение с аналогами:</w:t>
+      </w:r>
+    </w:p>
+    <w:p>
+      <w:pPr>
+        <w:spacing w:after="0" w:line="240" w:lineRule="auto"/>
+        <w:ind w:firstLine="709"/>
+        <w:jc w:val="both"/>
+        <w:rPr>
+          <w:rFonts w:ascii="Times New Roman" w:hAnsi="Times New Roman" w:cs="Times New Roman"/>
+          <w:sz w:val="28"/>
+          <w:szCs w:val="28"/>
+        </w:rPr>
+      </w:pPr>
+      <w:r>
+        <w:rPr>
+          <w:rFonts w:ascii="Times New Roman" w:hAnsi="Times New Roman" w:cs="Times New Roman"/>
+          <w:sz w:val="28"/>
+          <w:szCs w:val="28"/>
+        </w:rPr>
+        <w:t xml:space="preserve">В ходе анализа были рассмотрены три приложения: YNAB (You Need A Budget), «Финансы» и «Расходы и личный бюджет». Данные </w:t>
+      </w:r>
+      <w:proofErr w:type="gramStart"/>
+      <w:r>
+        <w:rPr>
+          <w:rFonts w:ascii="Times New Roman" w:hAnsi="Times New Roman" w:cs="Times New Roman"/>
+          <w:sz w:val="28"/>
+          <w:szCs w:val="28"/>
+        </w:rPr>
+        <w:t xml:space="preserve">продукты  </w:t>
+      </w:r>
+      <w:r>
+        <w:rPr>
+          <w:rFonts w:ascii="Times New Roman" w:hAnsi="Times New Roman" w:cs="Times New Roman"/>
+          <w:sz w:val="28"/>
+          <w:szCs w:val="28"/>
+        </w:rPr>
+        <w:t>дают</w:t>
+      </w:r>
+      <w:proofErr w:type="gramEnd"/>
+      <w:r>
+        <w:rPr>
+          <w:rFonts w:ascii="Times New Roman" w:hAnsi="Times New Roman" w:cs="Times New Roman"/>
+          <w:sz w:val="28"/>
+          <w:szCs w:val="28"/>
+        </w:rPr>
+        <w:t xml:space="preserve"> возможность как</w:t>
+      </w:r>
+      <w:r>
+        <w:rPr>
+          <w:rFonts w:ascii="Times New Roman" w:hAnsi="Times New Roman" w:cs="Times New Roman"/>
+          <w:sz w:val="28"/>
+          <w:szCs w:val="28"/>
+        </w:rPr>
+        <w:t xml:space="preserve"> сложного системного планирования до простого ежедневного учёта расходов. В общей сути эти платформы очень похожи, поэтому буду рассматривать их все вместе. </w:t>
       </w:r>
     </w:p>
     <w:p>
@@ -1034,60 +1135,6 @@
           <w:szCs w:val="28"/>
         </w:rPr>
         <w:lastRenderedPageBreak/>
-        <w:t xml:space="preserve">В ходе анализа были рассмотрены три популярных приложения, доступные пользователям: YNAB (You </w:t>
-      </w:r>
-      <w:proofErr w:type="spellStart"/>
-      <w:r>
-        <w:rPr>
-          <w:rFonts w:ascii="Times New Roman" w:hAnsi="Times New Roman" w:cs="Times New Roman"/>
-          <w:sz w:val="28"/>
-          <w:szCs w:val="28"/>
-        </w:rPr>
-        <w:t>Need</w:t>
-      </w:r>
-      <w:proofErr w:type="spellEnd"/>
-      <w:r>
-        <w:rPr>
-          <w:rFonts w:ascii="Times New Roman" w:hAnsi="Times New Roman" w:cs="Times New Roman"/>
-          <w:sz w:val="28"/>
-          <w:szCs w:val="28"/>
-        </w:rPr>
-        <w:t xml:space="preserve"> A Budget), «Финансы» и «Расходы и личный бюджет». Данные продукты представляют разные концепции финансового менеджмента от сложного системного планирования до простого ежедневного учёта расходов. </w:t>
-      </w:r>
-      <w:r>
-        <w:rPr>
-          <w:rFonts w:ascii="Times New Roman" w:hAnsi="Times New Roman" w:cs="Times New Roman"/>
-          <w:sz w:val="28"/>
-          <w:szCs w:val="28"/>
-        </w:rPr>
-        <w:t>В</w:t>
-      </w:r>
-      <w:r>
-        <w:rPr>
-          <w:rFonts w:ascii="Times New Roman" w:hAnsi="Times New Roman" w:cs="Times New Roman"/>
-          <w:sz w:val="28"/>
-          <w:szCs w:val="28"/>
-        </w:rPr>
-        <w:t xml:space="preserve"> общей сути эти платформы очень похожи, поэтому буду рассматривать их все вместе. </w:t>
-      </w:r>
-    </w:p>
-    <w:p>
-      <w:pPr>
-        <w:spacing w:after="0" w:line="240" w:lineRule="auto"/>
-        <w:ind w:firstLine="709"/>
-        <w:jc w:val="both"/>
-        <w:rPr>
-          <w:rFonts w:ascii="Times New Roman" w:hAnsi="Times New Roman" w:cs="Times New Roman"/>
-          <w:sz w:val="28"/>
-          <w:szCs w:val="28"/>
-        </w:rPr>
-      </w:pPr>
-      <w:r>
-        <w:rPr>
-          <w:rFonts w:ascii="Times New Roman" w:hAnsi="Times New Roman" w:cs="Times New Roman"/>
-          <w:sz w:val="28"/>
-          <w:szCs w:val="28"/>
-        </w:rPr>
         <w:t>На данном слайде</w:t>
       </w:r>
       <w:r>
@@ -1122,47 +1169,7 @@
           <w:sz w:val="28"/>
           <w:szCs w:val="28"/>
         </w:rPr>
-        <w:t>а. По ней видно, что р</w:t>
-      </w:r>
-      <w:r>
-        <w:rPr>
-          <w:rFonts w:ascii="Times New Roman" w:hAnsi="Times New Roman" w:cs="Times New Roman"/>
-          <w:sz w:val="28"/>
-          <w:szCs w:val="28"/>
-        </w:rPr>
-        <w:t>азраб</w:t>
-      </w:r>
-      <w:r>
-        <w:rPr>
-          <w:rFonts w:ascii="Times New Roman" w:hAnsi="Times New Roman" w:cs="Times New Roman"/>
-          <w:sz w:val="28"/>
-          <w:szCs w:val="28"/>
-        </w:rPr>
-        <w:t>отанное</w:t>
-      </w:r>
-      <w:r>
-        <w:rPr>
-          <w:rFonts w:ascii="Times New Roman" w:hAnsi="Times New Roman" w:cs="Times New Roman"/>
-          <w:sz w:val="28"/>
-          <w:szCs w:val="28"/>
-        </w:rPr>
-        <w:t xml:space="preserve"> приложение объедин</w:t>
-      </w:r>
-      <w:r>
-        <w:rPr>
-          <w:rFonts w:ascii="Times New Roman" w:hAnsi="Times New Roman" w:cs="Times New Roman"/>
-          <w:sz w:val="28"/>
-          <w:szCs w:val="28"/>
-        </w:rPr>
-        <w:t>яет</w:t>
-      </w:r>
-      <w:r>
-        <w:rPr>
-          <w:rFonts w:ascii="Times New Roman" w:hAnsi="Times New Roman" w:cs="Times New Roman"/>
-          <w:sz w:val="28"/>
-          <w:szCs w:val="28"/>
-        </w:rPr>
-        <w:t xml:space="preserve"> достоинства рассмотренных аналогов, сохранив простоту интерфейса и доступность, но дополнив их современными возможностями анализа и планирования.</w:t>
+        <w:t>а. По ней видно, что разработанное приложение объединяет достоинства аналогов, сохранив простоту интерфейса и доступность, но дополнив их современными возможностями анализа и планирования.</w:t>
       </w:r>
     </w:p>
     <w:p>
@@ -1228,97 +1235,51 @@
           <w:sz w:val="28"/>
           <w:szCs w:val="28"/>
         </w:rPr>
-        <w:t xml:space="preserve">Для разработки был выбран стек на основе </w:t>
-      </w:r>
-      <w:proofErr w:type="spellStart"/>
-      <w:r>
-        <w:rPr>
-          <w:rFonts w:ascii="Times New Roman" w:hAnsi="Times New Roman" w:cs="Times New Roman"/>
-          <w:sz w:val="28"/>
-          <w:szCs w:val="28"/>
-        </w:rPr>
-        <w:t>Flutter</w:t>
-      </w:r>
-      <w:proofErr w:type="spellEnd"/>
-      <w:r>
-        <w:rPr>
-          <w:rFonts w:ascii="Times New Roman" w:hAnsi="Times New Roman" w:cs="Times New Roman"/>
-          <w:sz w:val="28"/>
-          <w:szCs w:val="28"/>
-        </w:rPr>
-        <w:t xml:space="preserve"> Framework с языком </w:t>
-      </w:r>
-      <w:proofErr w:type="spellStart"/>
-      <w:r>
-        <w:rPr>
-          <w:rFonts w:ascii="Times New Roman" w:hAnsi="Times New Roman" w:cs="Times New Roman"/>
-          <w:sz w:val="28"/>
-          <w:szCs w:val="28"/>
-        </w:rPr>
-        <w:t>Dart</w:t>
-      </w:r>
-      <w:proofErr w:type="spellEnd"/>
-      <w:r>
-        <w:rPr>
-          <w:rFonts w:ascii="Times New Roman" w:hAnsi="Times New Roman" w:cs="Times New Roman"/>
-          <w:sz w:val="28"/>
-          <w:szCs w:val="28"/>
-        </w:rPr>
-        <w:t xml:space="preserve"> 3.0+, работающий в среде </w:t>
-      </w:r>
-      <w:proofErr w:type="spellStart"/>
-      <w:r>
-        <w:rPr>
-          <w:rFonts w:ascii="Times New Roman" w:hAnsi="Times New Roman" w:cs="Times New Roman"/>
-          <w:sz w:val="28"/>
-          <w:szCs w:val="28"/>
-        </w:rPr>
-        <w:t>Android</w:t>
-      </w:r>
-      <w:proofErr w:type="spellEnd"/>
-      <w:r>
-        <w:rPr>
-          <w:rFonts w:ascii="Times New Roman" w:hAnsi="Times New Roman" w:cs="Times New Roman"/>
-          <w:sz w:val="28"/>
-          <w:szCs w:val="28"/>
-        </w:rPr>
-        <w:t xml:space="preserve"> Studio. Этот выбор обеспечивает высокую производительность и масштабируемость приложения.</w:t>
-      </w:r>
-    </w:p>
-    <w:p>
-      <w:pPr>
-        <w:spacing w:after="0" w:line="240" w:lineRule="auto"/>
-        <w:ind w:firstLine="709"/>
-        <w:jc w:val="both"/>
-        <w:rPr>
-          <w:rFonts w:ascii="Times New Roman" w:hAnsi="Times New Roman" w:cs="Times New Roman"/>
-          <w:sz w:val="28"/>
-          <w:szCs w:val="28"/>
-        </w:rPr>
-      </w:pPr>
-      <w:r>
-        <w:rPr>
-          <w:rFonts w:ascii="Times New Roman" w:hAnsi="Times New Roman" w:cs="Times New Roman"/>
-          <w:sz w:val="28"/>
-          <w:szCs w:val="28"/>
-        </w:rPr>
-        <w:t>И</w:t>
-      </w:r>
-      <w:r>
-        <w:rPr>
-          <w:rFonts w:ascii="Times New Roman" w:hAnsi="Times New Roman" w:cs="Times New Roman"/>
-          <w:sz w:val="28"/>
-          <w:szCs w:val="28"/>
-        </w:rPr>
-        <w:t>спольз</w:t>
-      </w:r>
-      <w:r>
-        <w:rPr>
-          <w:rFonts w:ascii="Times New Roman" w:hAnsi="Times New Roman" w:cs="Times New Roman"/>
-          <w:sz w:val="28"/>
-          <w:szCs w:val="28"/>
-        </w:rPr>
-        <w:t>овались</w:t>
+        <w:t>Для разработки был выбран стек на основе Flutter Framework с языком Dart 3.0+, работающий в среде Android Studio</w:t>
+      </w:r>
+      <w:r>
+        <w:rPr>
+          <w:rFonts w:ascii="Times New Roman" w:hAnsi="Times New Roman" w:cs="Times New Roman"/>
+          <w:sz w:val="28"/>
+          <w:szCs w:val="28"/>
+        </w:rPr>
+        <w:t xml:space="preserve">, что </w:t>
+      </w:r>
+      <w:r>
+        <w:rPr>
+          <w:rFonts w:ascii="Times New Roman" w:hAnsi="Times New Roman" w:cs="Times New Roman"/>
+          <w:sz w:val="28"/>
+          <w:szCs w:val="28"/>
+        </w:rPr>
+        <w:t>обеспечивает высокую производительность и масштабируемость приложения.</w:t>
+      </w:r>
+    </w:p>
+    <w:p>
+      <w:pPr>
+        <w:spacing w:after="0" w:line="240" w:lineRule="auto"/>
+        <w:ind w:firstLine="709"/>
+        <w:jc w:val="both"/>
+        <w:rPr>
+          <w:rFonts w:ascii="Times New Roman" w:hAnsi="Times New Roman" w:cs="Times New Roman"/>
+          <w:sz w:val="28"/>
+          <w:szCs w:val="28"/>
+        </w:rPr>
+      </w:pPr>
+      <w:r>
+        <w:rPr>
+          <w:rFonts w:ascii="Times New Roman" w:hAnsi="Times New Roman" w:cs="Times New Roman"/>
+          <w:sz w:val="28"/>
+          <w:szCs w:val="28"/>
+        </w:rPr>
+        <w:t>Д</w:t>
+      </w:r>
+      <w:r>
+        <w:rPr>
+          <w:rFonts w:ascii="Times New Roman" w:hAnsi="Times New Roman" w:cs="Times New Roman"/>
+          <w:sz w:val="28"/>
+          <w:szCs w:val="28"/>
+        </w:rPr>
+        <w:t>ля хранения и управления данными</w:t>
       </w:r>
       <w:r>
         <w:rPr>
@@ -1328,75 +1289,42 @@
         </w:rPr>
         <w:t xml:space="preserve"> </w:t>
       </w:r>
-      <w:proofErr w:type="spellStart"/>
-      <w:r>
-        <w:rPr>
-          <w:rFonts w:ascii="Times New Roman" w:hAnsi="Times New Roman" w:cs="Times New Roman"/>
-          <w:sz w:val="28"/>
-          <w:szCs w:val="28"/>
-        </w:rPr>
-        <w:t>SQLite</w:t>
-      </w:r>
-      <w:proofErr w:type="spellEnd"/>
-      <w:r>
-        <w:rPr>
-          <w:rFonts w:ascii="Times New Roman" w:hAnsi="Times New Roman" w:cs="Times New Roman"/>
-          <w:sz w:val="28"/>
-          <w:szCs w:val="28"/>
-        </w:rPr>
-        <w:t xml:space="preserve">, </w:t>
-      </w:r>
-      <w:proofErr w:type="spellStart"/>
-      <w:r>
-        <w:rPr>
-          <w:rFonts w:ascii="Times New Roman" w:hAnsi="Times New Roman" w:cs="Times New Roman"/>
-          <w:sz w:val="28"/>
-          <w:szCs w:val="28"/>
-        </w:rPr>
-        <w:t>Hive</w:t>
-      </w:r>
-      <w:proofErr w:type="spellEnd"/>
-      <w:r>
-        <w:rPr>
-          <w:rFonts w:ascii="Times New Roman" w:hAnsi="Times New Roman" w:cs="Times New Roman"/>
-          <w:sz w:val="28"/>
-          <w:szCs w:val="28"/>
-        </w:rPr>
-        <w:t xml:space="preserve"> и </w:t>
-      </w:r>
-      <w:proofErr w:type="spellStart"/>
-      <w:r>
-        <w:rPr>
-          <w:rFonts w:ascii="Times New Roman" w:hAnsi="Times New Roman" w:cs="Times New Roman"/>
-          <w:sz w:val="28"/>
-          <w:szCs w:val="28"/>
-        </w:rPr>
-        <w:t>SharedPreferences</w:t>
-      </w:r>
-      <w:proofErr w:type="spellEnd"/>
-      <w:r>
-        <w:rPr>
-          <w:rFonts w:ascii="Times New Roman" w:hAnsi="Times New Roman" w:cs="Times New Roman"/>
-          <w:sz w:val="28"/>
-          <w:szCs w:val="28"/>
-        </w:rPr>
-        <w:t xml:space="preserve"> для хранения и управления данными, что позвол</w:t>
-      </w:r>
-      <w:r>
-        <w:rPr>
-          <w:rFonts w:ascii="Times New Roman" w:hAnsi="Times New Roman" w:cs="Times New Roman"/>
-          <w:sz w:val="28"/>
-          <w:szCs w:val="28"/>
-        </w:rPr>
-        <w:t>ило</w:t>
-      </w:r>
-      <w:r>
-        <w:rPr>
-          <w:rFonts w:ascii="Times New Roman" w:hAnsi="Times New Roman" w:cs="Times New Roman"/>
-          <w:sz w:val="28"/>
-          <w:szCs w:val="28"/>
-        </w:rPr>
-        <w:t xml:space="preserve"> эффективно обрабатывать и</w:t>
+      <w:r>
+        <w:rPr>
+          <w:rFonts w:ascii="Times New Roman" w:hAnsi="Times New Roman" w:cs="Times New Roman"/>
+          <w:sz w:val="28"/>
+          <w:szCs w:val="28"/>
+        </w:rPr>
+        <w:t>и</w:t>
+      </w:r>
+      <w:r>
+        <w:rPr>
+          <w:rFonts w:ascii="Times New Roman" w:hAnsi="Times New Roman" w:cs="Times New Roman"/>
+          <w:sz w:val="28"/>
+          <w:szCs w:val="28"/>
+        </w:rPr>
+        <w:t>спользовались SQLite, Hive и SharedPreferences, что позволило эффективно обрабатывать информацию.</w:t>
+      </w:r>
+    </w:p>
+    <w:p>
+      <w:pPr>
+        <w:spacing w:after="0" w:line="240" w:lineRule="auto"/>
+        <w:ind w:firstLine="709"/>
+        <w:jc w:val="both"/>
+        <w:rPr>
+          <w:rFonts w:ascii="Times New Roman" w:hAnsi="Times New Roman" w:cs="Times New Roman"/>
+          <w:sz w:val="28"/>
+          <w:szCs w:val="28"/>
+        </w:rPr>
+      </w:pPr>
+      <w:proofErr w:type="gramStart"/>
+      <w:r>
+        <w:rPr>
+          <w:rFonts w:ascii="Times New Roman" w:hAnsi="Times New Roman" w:cs="Times New Roman"/>
+          <w:sz w:val="28"/>
+          <w:szCs w:val="28"/>
+        </w:rPr>
+        <w:t>Кроме</w:t>
       </w:r>
       <w:r>
         <w:rPr>
@@ -1406,63 +1334,46 @@
         </w:rPr>
         <w:t xml:space="preserve"> </w:t>
       </w:r>
-      <w:proofErr w:type="spellStart"/>
-      <w:r>
-        <w:rPr>
-          <w:rFonts w:ascii="Times New Roman" w:hAnsi="Times New Roman" w:cs="Times New Roman"/>
-          <w:sz w:val="28"/>
-          <w:szCs w:val="28"/>
-        </w:rPr>
-        <w:t>нформацию</w:t>
-      </w:r>
-      <w:proofErr w:type="spellEnd"/>
-      <w:r>
-        <w:rPr>
-          <w:rFonts w:ascii="Times New Roman" w:hAnsi="Times New Roman" w:cs="Times New Roman"/>
-          <w:sz w:val="28"/>
-          <w:szCs w:val="28"/>
-        </w:rPr>
-        <w:t>.</w:t>
-      </w:r>
-    </w:p>
-    <w:p>
-      <w:pPr>
-        <w:spacing w:after="0" w:line="240" w:lineRule="auto"/>
-        <w:ind w:firstLine="709"/>
-        <w:jc w:val="both"/>
-        <w:rPr>
-          <w:rFonts w:ascii="Times New Roman" w:hAnsi="Times New Roman" w:cs="Times New Roman"/>
-          <w:sz w:val="28"/>
-          <w:szCs w:val="28"/>
-        </w:rPr>
-      </w:pPr>
-      <w:r>
-        <w:rPr>
-          <w:rFonts w:ascii="Times New Roman" w:hAnsi="Times New Roman" w:cs="Times New Roman"/>
-          <w:sz w:val="28"/>
-          <w:szCs w:val="28"/>
-        </w:rPr>
-        <w:t>Причины выбора данного стека заключаются в широкой поддержке сообществом, удобстве сопровождения и кроссплатформенности, что значительно упрощает разработку для различных устройств.</w:t>
-      </w:r>
-    </w:p>
-    <w:p>
-      <w:pPr>
-        <w:spacing w:after="0" w:line="240" w:lineRule="auto"/>
-        <w:ind w:firstLine="709"/>
-        <w:jc w:val="both"/>
-        <w:rPr>
-          <w:rFonts w:ascii="Times New Roman" w:hAnsi="Times New Roman" w:cs="Times New Roman"/>
-          <w:sz w:val="28"/>
-          <w:szCs w:val="28"/>
-        </w:rPr>
-      </w:pPr>
-      <w:r>
-        <w:rPr>
-          <w:rFonts w:ascii="Times New Roman" w:hAnsi="Times New Roman" w:cs="Times New Roman"/>
-          <w:sz w:val="28"/>
-          <w:szCs w:val="28"/>
-        </w:rPr>
-        <w:t>Кроме того, акцент на безопасность данных и современный UI/UX обеспечивает качественный пользовательский опыт.</w:t>
+      <w:r>
+        <w:rPr>
+          <w:rFonts w:ascii="Times New Roman" w:hAnsi="Times New Roman" w:cs="Times New Roman"/>
+          <w:sz w:val="28"/>
+          <w:szCs w:val="28"/>
+        </w:rPr>
+        <w:t>того</w:t>
+      </w:r>
+      <w:proofErr w:type="gramEnd"/>
+      <w:r>
+        <w:rPr>
+          <w:rFonts w:ascii="Times New Roman" w:hAnsi="Times New Roman" w:cs="Times New Roman"/>
+          <w:sz w:val="28"/>
+          <w:szCs w:val="28"/>
+        </w:rPr>
+        <w:t xml:space="preserve"> сделан</w:t>
+      </w:r>
+      <w:r>
+        <w:rPr>
+          <w:rFonts w:ascii="Times New Roman" w:hAnsi="Times New Roman" w:cs="Times New Roman"/>
+          <w:sz w:val="28"/>
+          <w:szCs w:val="28"/>
+        </w:rPr>
+        <w:t xml:space="preserve"> акцент на и современный </w:t>
+      </w:r>
+      <w:r>
+        <w:rPr>
+          <w:rFonts w:ascii="Times New Roman" w:hAnsi="Times New Roman" w:cs="Times New Roman"/>
+          <w:sz w:val="28"/>
+          <w:szCs w:val="28"/>
+        </w:rPr>
+        <w:t>дизайн, который</w:t>
+      </w:r>
+      <w:r>
+        <w:rPr>
+          <w:rFonts w:ascii="Times New Roman" w:hAnsi="Times New Roman" w:cs="Times New Roman"/>
+          <w:sz w:val="28"/>
+          <w:szCs w:val="28"/>
+        </w:rPr>
+        <w:t xml:space="preserve"> обеспечивает качественный пользовательский опыт.</w:t>
       </w:r>
     </w:p>
     <w:p>
@@ -1484,23 +1395,29 @@
         </w:rPr>
         <w:t xml:space="preserve">Выбранный технологический стек позволяет создать стабильное, гибкое и </w:t>
       </w:r>
-      <w:proofErr w:type="spellStart"/>
-      <w:r>
-        <w:rPr>
-          <w:rFonts w:ascii="Times New Roman" w:hAnsi="Times New Roman" w:cs="Times New Roman"/>
-          <w:sz w:val="28"/>
-          <w:szCs w:val="28"/>
-        </w:rPr>
-        <w:t>легкоисправляемое</w:t>
-      </w:r>
-      <w:proofErr w:type="spellEnd"/>
-      <w:r>
-        <w:rPr>
-          <w:rFonts w:ascii="Times New Roman" w:hAnsi="Times New Roman" w:cs="Times New Roman"/>
-          <w:sz w:val="28"/>
-          <w:szCs w:val="28"/>
-        </w:rPr>
-        <w:t xml:space="preserve"> программное средство, полностью соответствующее современным требованиям к мобильным приложениям.</w:t>
+      <w:r>
+        <w:rPr>
+          <w:rFonts w:ascii="Times New Roman" w:hAnsi="Times New Roman" w:cs="Times New Roman"/>
+          <w:sz w:val="28"/>
+          <w:szCs w:val="28"/>
+        </w:rPr>
+        <w:t>кроссплатформенно</w:t>
+      </w:r>
+      <w:r>
+        <w:rPr>
+          <w:rFonts w:ascii="Times New Roman" w:hAnsi="Times New Roman" w:cs="Times New Roman"/>
+          <w:sz w:val="28"/>
+          <w:szCs w:val="28"/>
+        </w:rPr>
+        <w:t xml:space="preserve">е </w:t>
+      </w:r>
+      <w:r>
+        <w:rPr>
+          <w:rFonts w:ascii="Times New Roman" w:hAnsi="Times New Roman" w:cs="Times New Roman"/>
+          <w:sz w:val="28"/>
+          <w:szCs w:val="28"/>
+        </w:rPr>
+        <w:t>программное средство, полностью соответствующее современным требованиям к мобильным приложениям.</w:t>
       </w:r>
     </w:p>
     <w:p>
@@ -1804,38 +1721,72 @@
         </w:rPr>
         <w:t>Диаграмма вариантов использования</w:t>
       </w:r>
-    </w:p>
-    <w:p>
-      <w:pPr>
-        <w:spacing w:after="0" w:line="240" w:lineRule="auto"/>
-        <w:ind w:firstLine="709"/>
-        <w:jc w:val="both"/>
-        <w:rPr>
-          <w:rFonts w:ascii="Times New Roman" w:hAnsi="Times New Roman" w:cs="Times New Roman"/>
-          <w:sz w:val="28"/>
-          <w:szCs w:val="28"/>
-        </w:rPr>
-      </w:pPr>
-      <w:r>
-        <w:rPr>
-          <w:rFonts w:ascii="Times New Roman" w:hAnsi="Times New Roman" w:cs="Times New Roman"/>
-          <w:sz w:val="28"/>
-          <w:szCs w:val="28"/>
-        </w:rPr>
-        <w:t>Диаграмма вариантов использования предназначена для описания функциональных возможностей системы с точки зрения пользователей.</w:t>
-      </w:r>
-    </w:p>
-    <w:p>
-      <w:pPr>
-        <w:spacing w:after="0" w:line="240" w:lineRule="auto"/>
-        <w:ind w:firstLine="709"/>
-        <w:jc w:val="both"/>
-        <w:rPr>
-          <w:rFonts w:ascii="Times New Roman" w:hAnsi="Times New Roman" w:cs="Times New Roman"/>
-          <w:sz w:val="28"/>
-          <w:szCs w:val="28"/>
-        </w:rPr>
-      </w:pPr>
+      <w:r>
+        <w:rPr>
+          <w:rFonts w:ascii="Times New Roman" w:hAnsi="Times New Roman" w:cs="Times New Roman"/>
+          <w:b/>
+          <w:bCs/>
+          <w:sz w:val="28"/>
+          <w:szCs w:val="28"/>
+        </w:rPr>
+        <w:t xml:space="preserve"> </w:t>
+      </w:r>
+      <w:r>
+        <w:rPr>
+          <w:rFonts w:ascii="Times New Roman" w:hAnsi="Times New Roman" w:cs="Times New Roman"/>
+          <w:sz w:val="28"/>
+          <w:szCs w:val="28"/>
+        </w:rPr>
+        <w:t xml:space="preserve">- </w:t>
+      </w:r>
+      <w:r>
+        <w:rPr>
+          <w:rFonts w:ascii="Times New Roman" w:hAnsi="Times New Roman" w:cs="Times New Roman"/>
+          <w:sz w:val="28"/>
+          <w:szCs w:val="28"/>
+        </w:rPr>
+        <w:t>предназначена для описания функциональных возможностей системы с</w:t>
+      </w:r>
+      <w:r>
+        <w:rPr>
+          <w:rFonts w:ascii="Times New Roman" w:hAnsi="Times New Roman" w:cs="Times New Roman"/>
+          <w:sz w:val="28"/>
+          <w:szCs w:val="28"/>
+        </w:rPr>
+        <w:t>о стороны</w:t>
+      </w:r>
+      <w:r>
+        <w:rPr>
+          <w:rFonts w:ascii="Times New Roman" w:hAnsi="Times New Roman" w:cs="Times New Roman"/>
+          <w:sz w:val="28"/>
+          <w:szCs w:val="28"/>
+        </w:rPr>
+        <w:t xml:space="preserve"> пользователей</w:t>
+      </w:r>
+      <w:r>
+        <w:rPr>
+          <w:rFonts w:ascii="Times New Roman" w:hAnsi="Times New Roman" w:cs="Times New Roman"/>
+          <w:sz w:val="28"/>
+          <w:szCs w:val="28"/>
+        </w:rPr>
+        <w:t xml:space="preserve"> системы</w:t>
+      </w:r>
+      <w:r>
+        <w:rPr>
+          <w:rFonts w:ascii="Times New Roman" w:hAnsi="Times New Roman" w:cs="Times New Roman"/>
+          <w:sz w:val="28"/>
+          <w:szCs w:val="28"/>
+        </w:rPr>
+        <w:t>.</w:t>
+      </w:r>
+      <w:r>
+        <w:rPr>
+          <w:rFonts w:ascii="Times New Roman" w:hAnsi="Times New Roman" w:cs="Times New Roman"/>
+          <w:sz w:val="28"/>
+          <w:szCs w:val="28"/>
+        </w:rPr>
+        <w:t xml:space="preserve"> </w:t>
+      </w:r>
       <w:r>
         <w:rPr>
           <w:rFonts w:ascii="Times New Roman" w:hAnsi="Times New Roman" w:cs="Times New Roman"/>
@@ -1882,25 +1833,23 @@
         </w:rPr>
         <w:t>Слайд 10: Диаграмма деятельности</w:t>
       </w:r>
-    </w:p>
-    <w:p>
-      <w:pPr>
-        <w:spacing w:after="0" w:line="240" w:lineRule="auto"/>
-        <w:ind w:firstLine="709"/>
-        <w:jc w:val="both"/>
-        <w:rPr>
-          <w:rFonts w:ascii="Times New Roman" w:hAnsi="Times New Roman" w:cs="Times New Roman"/>
-          <w:sz w:val="28"/>
-          <w:szCs w:val="28"/>
-        </w:rPr>
-      </w:pPr>
-      <w:r>
-        <w:rPr>
-          <w:rFonts w:ascii="Times New Roman" w:hAnsi="Times New Roman" w:cs="Times New Roman"/>
-          <w:sz w:val="28"/>
-          <w:szCs w:val="28"/>
-        </w:rPr>
-        <w:t>Диаграмма деятельности отображ</w:t>
+      <w:r>
+        <w:rPr>
+          <w:rFonts w:ascii="Times New Roman" w:hAnsi="Times New Roman" w:cs="Times New Roman"/>
+          <w:b/>
+          <w:bCs/>
+          <w:sz w:val="28"/>
+          <w:szCs w:val="28"/>
+        </w:rPr>
+        <w:t xml:space="preserve"> </w:t>
+      </w:r>
+      <w:r>
+        <w:rPr>
+          <w:rFonts w:ascii="Times New Roman" w:hAnsi="Times New Roman" w:cs="Times New Roman"/>
+          <w:sz w:val="28"/>
+          <w:szCs w:val="28"/>
+        </w:rPr>
+        <w:t>ображ</w:t>
       </w:r>
       <w:r>
         <w:rPr>
@@ -1948,52 +1897,66 @@
           <w:sz w:val="28"/>
           <w:szCs w:val="28"/>
         </w:rPr>
-        <w:t xml:space="preserve"> и последовательности действий в системе. </w:t>
-      </w:r>
-    </w:p>
-    <w:p>
-      <w:pPr>
-        <w:spacing w:after="0" w:line="240" w:lineRule="auto"/>
-        <w:ind w:firstLine="709"/>
-        <w:jc w:val="both"/>
-        <w:rPr>
-          <w:rFonts w:ascii="Times New Roman" w:hAnsi="Times New Roman" w:cs="Times New Roman"/>
-          <w:sz w:val="28"/>
-          <w:szCs w:val="28"/>
-        </w:rPr>
-      </w:pPr>
-      <w:r>
-        <w:rPr>
-          <w:rFonts w:ascii="Times New Roman" w:hAnsi="Times New Roman" w:cs="Times New Roman"/>
-          <w:sz w:val="28"/>
-          <w:szCs w:val="28"/>
-        </w:rPr>
-        <w:t>Эта диаграмма помогает понять, какие действия предпринимаются в процессе выполнения функционала и как они связаны между собой.</w:t>
-      </w:r>
-    </w:p>
-    <w:p>
-      <w:pPr>
-        <w:spacing w:after="0" w:line="240" w:lineRule="auto"/>
-        <w:ind w:firstLine="709"/>
-        <w:jc w:val="both"/>
-        <w:rPr>
-          <w:rFonts w:ascii="Times New Roman" w:hAnsi="Times New Roman" w:cs="Times New Roman"/>
-          <w:b/>
-          <w:bCs/>
-          <w:sz w:val="28"/>
-          <w:szCs w:val="28"/>
-        </w:rPr>
-      </w:pPr>
-    </w:p>
-    <w:p>
-      <w:pPr>
-        <w:spacing w:after="0" w:line="240" w:lineRule="auto"/>
-        <w:ind w:firstLine="709"/>
-        <w:jc w:val="both"/>
-        <w:rPr>
-          <w:rFonts w:ascii="Times New Roman" w:hAnsi="Times New Roman" w:cs="Times New Roman"/>
-          <w:b/>
-          <w:bCs/>
+        <w:t xml:space="preserve"> и последовательност</w:t>
+      </w:r>
+      <w:r>
+        <w:rPr>
+          <w:rFonts w:ascii="Times New Roman" w:hAnsi="Times New Roman" w:cs="Times New Roman"/>
+          <w:sz w:val="28"/>
+          <w:szCs w:val="28"/>
+        </w:rPr>
+        <w:t>ь</w:t>
+      </w:r>
+      <w:r>
+        <w:rPr>
+          <w:rFonts w:ascii="Times New Roman" w:hAnsi="Times New Roman" w:cs="Times New Roman"/>
+          <w:sz w:val="28"/>
+          <w:szCs w:val="28"/>
+        </w:rPr>
+        <w:t xml:space="preserve"> действий в системе. </w:t>
+      </w:r>
+    </w:p>
+    <w:p>
+      <w:pPr>
+        <w:spacing w:after="0" w:line="240" w:lineRule="auto"/>
+        <w:ind w:firstLine="709"/>
+        <w:jc w:val="both"/>
+        <w:rPr>
+          <w:rFonts w:ascii="Times New Roman" w:hAnsi="Times New Roman" w:cs="Times New Roman"/>
+          <w:sz w:val="28"/>
+          <w:szCs w:val="28"/>
+        </w:rPr>
+      </w:pPr>
+      <w:r>
+        <w:rPr>
+          <w:rFonts w:ascii="Times New Roman" w:hAnsi="Times New Roman" w:cs="Times New Roman"/>
+          <w:sz w:val="28"/>
+          <w:szCs w:val="28"/>
+        </w:rPr>
+        <w:t>Эта диаграмма помогает понять, как действия связаны между собой.</w:t>
+      </w:r>
+    </w:p>
+    <w:p>
+      <w:pPr>
+        <w:spacing w:after="0" w:line="240" w:lineRule="auto"/>
+        <w:ind w:firstLine="709"/>
+        <w:jc w:val="both"/>
+        <w:rPr>
+          <w:rFonts w:ascii="Times New Roman" w:hAnsi="Times New Roman" w:cs="Times New Roman"/>
+          <w:b/>
+          <w:bCs/>
+          <w:sz w:val="28"/>
+          <w:szCs w:val="28"/>
+        </w:rPr>
+      </w:pPr>
+    </w:p>
+    <w:p>
+      <w:pPr>
+        <w:spacing w:after="0" w:line="240" w:lineRule="auto"/>
+        <w:ind w:firstLine="709"/>
+        <w:jc w:val="both"/>
+        <w:rPr>
+          <w:rFonts w:ascii="Times New Roman" w:hAnsi="Times New Roman" w:cs="Times New Roman"/>
           <w:sz w:val="28"/>
           <w:szCs w:val="28"/>
         </w:rPr>
@@ -2008,34 +1971,274 @@
         </w:rPr>
         <w:t>Слайд 11: Диаграмма классов</w:t>
       </w:r>
-    </w:p>
-    <w:p>
-      <w:pPr>
-        <w:spacing w:after="0" w:line="240" w:lineRule="auto"/>
-        <w:ind w:firstLine="709"/>
-        <w:jc w:val="both"/>
-        <w:rPr>
-          <w:rFonts w:ascii="Times New Roman" w:hAnsi="Times New Roman" w:cs="Times New Roman"/>
-          <w:sz w:val="28"/>
-          <w:szCs w:val="28"/>
-        </w:rPr>
-      </w:pPr>
-      <w:r>
-        <w:rPr>
-          <w:rFonts w:ascii="Times New Roman" w:hAnsi="Times New Roman" w:cs="Times New Roman"/>
-          <w:sz w:val="28"/>
-          <w:szCs w:val="28"/>
-        </w:rPr>
-        <w:t xml:space="preserve">Диаграмма классов описывает структуру системы, показывая классы, их атрибуты и методы, а также взаимосвязи между ними. Она дает представление о том, как организованы </w:t>
-      </w:r>
-      <w:r>
-        <w:rPr>
-          <w:rFonts w:ascii="Times New Roman" w:hAnsi="Times New Roman" w:cs="Times New Roman"/>
-          <w:sz w:val="28"/>
-          <w:szCs w:val="28"/>
-        </w:rPr>
-        <w:lastRenderedPageBreak/>
-        <w:t>данные и функциональность внутри приложения, что способствует лучшему пониманию архитектуры проекта</w:t>
+      <w:r>
+        <w:rPr>
+          <w:rFonts w:ascii="Times New Roman" w:hAnsi="Times New Roman" w:cs="Times New Roman"/>
+          <w:b/>
+          <w:bCs/>
+          <w:sz w:val="28"/>
+          <w:szCs w:val="28"/>
+        </w:rPr>
+        <w:t xml:space="preserve"> - </w:t>
+      </w:r>
+      <w:r>
+        <w:rPr>
+          <w:rFonts w:ascii="Times New Roman" w:hAnsi="Times New Roman" w:cs="Times New Roman"/>
+          <w:sz w:val="28"/>
+          <w:szCs w:val="28"/>
+        </w:rPr>
+        <w:t>описывает структуру системы, показывая классы, их атрибуты и методы, а также взаимосвязи между ними. Она дает представление о том, как организованы данные, что способствует лучшему пониманию архитектуры проекта.</w:t>
+      </w:r>
+    </w:p>
+    <w:p>
+      <w:pPr>
+        <w:spacing w:after="0" w:line="240" w:lineRule="auto"/>
+        <w:ind w:firstLine="709"/>
+        <w:jc w:val="both"/>
+        <w:rPr>
+          <w:rFonts w:ascii="Times New Roman" w:hAnsi="Times New Roman" w:cs="Times New Roman"/>
+          <w:b/>
+          <w:bCs/>
+          <w:sz w:val="28"/>
+          <w:szCs w:val="28"/>
+        </w:rPr>
+      </w:pPr>
+    </w:p>
+    <w:p>
+      <w:pPr>
+        <w:spacing w:after="0" w:line="240" w:lineRule="auto"/>
+        <w:ind w:firstLine="709"/>
+        <w:jc w:val="both"/>
+        <w:rPr>
+          <w:rFonts w:ascii="Times New Roman" w:hAnsi="Times New Roman" w:cs="Times New Roman"/>
+          <w:sz w:val="28"/>
+          <w:szCs w:val="28"/>
+        </w:rPr>
+      </w:pPr>
+      <w:r>
+        <w:rPr>
+          <w:rFonts w:ascii="Times New Roman" w:hAnsi="Times New Roman" w:cs="Times New Roman"/>
+          <w:b/>
+          <w:bCs/>
+          <w:sz w:val="28"/>
+          <w:szCs w:val="28"/>
+        </w:rPr>
+        <w:t xml:space="preserve">Слайд 12: </w:t>
+      </w:r>
+      <w:r>
+        <w:rPr>
+          <w:rFonts w:ascii="Times New Roman" w:hAnsi="Times New Roman" w:cs="Times New Roman"/>
+          <w:b/>
+          <w:bCs/>
+          <w:sz w:val="28"/>
+          <w:szCs w:val="28"/>
+        </w:rPr>
+        <w:t xml:space="preserve">Алгоритм </w:t>
+      </w:r>
+      <w:r>
+        <w:rPr>
+          <w:rFonts w:ascii="Times New Roman" w:hAnsi="Times New Roman" w:cs="Times New Roman"/>
+          <w:b/>
+          <w:bCs/>
+          <w:sz w:val="28"/>
+          <w:szCs w:val="28"/>
+        </w:rPr>
+        <w:t>Добавление транзакции и пересчет бюджета</w:t>
+      </w:r>
+      <w:r>
+        <w:rPr>
+          <w:rFonts w:ascii="Times New Roman" w:hAnsi="Times New Roman" w:cs="Times New Roman"/>
+          <w:b/>
+          <w:bCs/>
+          <w:sz w:val="28"/>
+          <w:szCs w:val="28"/>
+        </w:rPr>
+        <w:t xml:space="preserve"> - </w:t>
+      </w:r>
+      <w:proofErr w:type="gramStart"/>
+      <w:r>
+        <w:rPr>
+          <w:rFonts w:ascii="Times New Roman" w:hAnsi="Times New Roman" w:cs="Times New Roman"/>
+          <w:sz w:val="28"/>
+          <w:szCs w:val="28"/>
+        </w:rPr>
+        <w:t>показывает</w:t>
+      </w:r>
+      <w:proofErr w:type="gramEnd"/>
+      <w:r>
+        <w:rPr>
+          <w:rFonts w:ascii="Times New Roman" w:hAnsi="Times New Roman" w:cs="Times New Roman"/>
+          <w:sz w:val="28"/>
+          <w:szCs w:val="28"/>
+        </w:rPr>
+        <w:t xml:space="preserve"> как происходит ввод данных о транзакциях</w:t>
+      </w:r>
+    </w:p>
+    <w:p>
+      <w:pPr>
+        <w:spacing w:after="0" w:line="240" w:lineRule="auto"/>
+        <w:jc w:val="both"/>
+        <w:rPr>
+          <w:rFonts w:ascii="Times New Roman" w:hAnsi="Times New Roman" w:cs="Times New Roman"/>
+          <w:b/>
+          <w:bCs/>
+          <w:sz w:val="28"/>
+          <w:szCs w:val="28"/>
+        </w:rPr>
+      </w:pPr>
+    </w:p>
+    <w:p>
+      <w:pPr>
+        <w:spacing w:after="0" w:line="240" w:lineRule="auto"/>
+        <w:ind w:firstLine="709"/>
+        <w:jc w:val="both"/>
+        <w:rPr>
+          <w:rFonts w:ascii="Times New Roman" w:hAnsi="Times New Roman" w:cs="Times New Roman"/>
+          <w:sz w:val="28"/>
+          <w:szCs w:val="28"/>
+        </w:rPr>
+      </w:pPr>
+      <w:r>
+        <w:rPr>
+          <w:rFonts w:ascii="Times New Roman" w:hAnsi="Times New Roman" w:cs="Times New Roman"/>
+          <w:b/>
+          <w:bCs/>
+          <w:sz w:val="28"/>
+          <w:szCs w:val="28"/>
+        </w:rPr>
+        <w:t>Слайд 13: Агрегация расходов по категориям</w:t>
+      </w:r>
+      <w:r>
+        <w:rPr>
+          <w:rFonts w:ascii="Times New Roman" w:hAnsi="Times New Roman" w:cs="Times New Roman"/>
+          <w:sz w:val="28"/>
+          <w:szCs w:val="28"/>
+        </w:rPr>
+        <w:t xml:space="preserve"> </w:t>
+      </w:r>
+      <w:r>
+        <w:rPr>
+          <w:rFonts w:ascii="Times New Roman" w:hAnsi="Times New Roman" w:cs="Times New Roman"/>
+          <w:sz w:val="28"/>
+          <w:szCs w:val="28"/>
+        </w:rPr>
+        <w:t xml:space="preserve">- </w:t>
+      </w:r>
+      <w:r>
+        <w:rPr>
+          <w:rFonts w:ascii="Times New Roman" w:hAnsi="Times New Roman" w:cs="Times New Roman"/>
+          <w:sz w:val="28"/>
+          <w:szCs w:val="28"/>
+        </w:rPr>
+        <w:t xml:space="preserve">отображает алгоритм </w:t>
+      </w:r>
+      <w:r>
+        <w:rPr>
+          <w:rFonts w:ascii="Times New Roman" w:hAnsi="Times New Roman" w:cs="Times New Roman"/>
+          <w:sz w:val="28"/>
+          <w:szCs w:val="28"/>
+        </w:rPr>
+        <w:t>распределения транзакций по категориям.</w:t>
+      </w:r>
+    </w:p>
+    <w:p>
+      <w:pPr>
+        <w:spacing w:after="0" w:line="240" w:lineRule="auto"/>
+        <w:ind w:firstLine="709"/>
+        <w:jc w:val="both"/>
+        <w:rPr>
+          <w:rFonts w:ascii="Times New Roman" w:hAnsi="Times New Roman" w:cs="Times New Roman"/>
+          <w:b/>
+          <w:bCs/>
+          <w:sz w:val="28"/>
+          <w:szCs w:val="28"/>
+        </w:rPr>
+      </w:pPr>
+    </w:p>
+    <w:p>
+      <w:pPr>
+        <w:spacing w:after="0" w:line="240" w:lineRule="auto"/>
+        <w:ind w:firstLine="709"/>
+        <w:jc w:val="both"/>
+        <w:rPr>
+          <w:rFonts w:ascii="Times New Roman" w:hAnsi="Times New Roman" w:cs="Times New Roman"/>
+          <w:sz w:val="28"/>
+          <w:szCs w:val="28"/>
+        </w:rPr>
+      </w:pPr>
+      <w:r>
+        <w:rPr>
+          <w:rFonts w:ascii="Times New Roman" w:hAnsi="Times New Roman" w:cs="Times New Roman"/>
+          <w:b/>
+          <w:bCs/>
+          <w:sz w:val="28"/>
+          <w:szCs w:val="28"/>
+        </w:rPr>
+        <w:t>Слайд 14: Алгоритм безопасности</w:t>
+      </w:r>
+      <w:r>
+        <w:rPr>
+          <w:rFonts w:ascii="Times New Roman" w:hAnsi="Times New Roman" w:cs="Times New Roman"/>
+          <w:sz w:val="28"/>
+          <w:szCs w:val="28"/>
+        </w:rPr>
+        <w:t xml:space="preserve"> -</w:t>
+      </w:r>
+      <w:r>
+        <w:rPr>
+          <w:rFonts w:ascii="Times New Roman" w:hAnsi="Times New Roman" w:cs="Times New Roman"/>
+          <w:sz w:val="28"/>
+          <w:szCs w:val="28"/>
+        </w:rPr>
+        <w:t xml:space="preserve"> отвечает за защиту данных и предотвращение несанкционированного доступа к системе</w:t>
+      </w:r>
+      <w:r>
+        <w:rPr>
+          <w:rFonts w:ascii="Times New Roman" w:hAnsi="Times New Roman" w:cs="Times New Roman"/>
+          <w:sz w:val="28"/>
+          <w:szCs w:val="28"/>
+        </w:rPr>
+        <w:t xml:space="preserve"> и </w:t>
+      </w:r>
+      <w:r>
+        <w:rPr>
+          <w:rFonts w:ascii="Times New Roman" w:hAnsi="Times New Roman" w:cs="Times New Roman"/>
+          <w:sz w:val="28"/>
+          <w:szCs w:val="28"/>
+        </w:rPr>
+        <w:t>включает в себя меры по</w:t>
+      </w:r>
+      <w:r>
+        <w:rPr>
+          <w:rFonts w:ascii="Times New Roman" w:hAnsi="Times New Roman" w:cs="Times New Roman"/>
+          <w:sz w:val="28"/>
+          <w:szCs w:val="28"/>
+        </w:rPr>
+        <w:t xml:space="preserve"> </w:t>
+      </w:r>
+      <w:r>
+        <w:rPr>
+          <w:rFonts w:ascii="Times New Roman" w:hAnsi="Times New Roman" w:cs="Times New Roman"/>
+          <w:sz w:val="28"/>
+          <w:szCs w:val="28"/>
+        </w:rPr>
+        <w:t xml:space="preserve">аутентификации пользователей </w:t>
+      </w:r>
+      <w:r>
+        <w:rPr>
+          <w:rFonts w:ascii="Times New Roman" w:hAnsi="Times New Roman" w:cs="Times New Roman"/>
+          <w:sz w:val="28"/>
+          <w:szCs w:val="28"/>
+        </w:rPr>
+        <w:t>и</w:t>
+      </w:r>
+      <w:r>
+        <w:rPr>
+          <w:rFonts w:ascii="Times New Roman" w:hAnsi="Times New Roman" w:cs="Times New Roman"/>
+          <w:sz w:val="28"/>
+          <w:szCs w:val="28"/>
+        </w:rPr>
+        <w:t xml:space="preserve"> шифрованию данных</w:t>
       </w:r>
       <w:r>
         <w:rPr>
@@ -2053,210 +2256,18 @@
         <w:jc w:val="both"/>
         <w:rPr>
           <w:rFonts w:ascii="Times New Roman" w:hAnsi="Times New Roman" w:cs="Times New Roman"/>
-          <w:b/>
-          <w:bCs/>
-          <w:sz w:val="28"/>
-          <w:szCs w:val="28"/>
-        </w:rPr>
-      </w:pPr>
-    </w:p>
-    <w:p>
-      <w:pPr>
-        <w:spacing w:after="0" w:line="240" w:lineRule="auto"/>
-        <w:ind w:firstLine="709"/>
-        <w:jc w:val="both"/>
-        <w:rPr>
-          <w:rFonts w:ascii="Times New Roman" w:hAnsi="Times New Roman" w:cs="Times New Roman"/>
-          <w:b/>
-          <w:bCs/>
-          <w:sz w:val="28"/>
-          <w:szCs w:val="28"/>
-        </w:rPr>
-      </w:pPr>
-      <w:r>
-        <w:rPr>
-          <w:rFonts w:ascii="Times New Roman" w:hAnsi="Times New Roman" w:cs="Times New Roman"/>
-          <w:b/>
-          <w:bCs/>
-          <w:sz w:val="28"/>
-          <w:szCs w:val="28"/>
-        </w:rPr>
-        <w:t>Слайд 12: Добавление транзакции и пересчет бюджета</w:t>
-      </w:r>
-    </w:p>
-    <w:p>
-      <w:pPr>
-        <w:spacing w:after="0" w:line="240" w:lineRule="auto"/>
-        <w:ind w:firstLine="709"/>
-        <w:jc w:val="both"/>
-        <w:rPr>
-          <w:rFonts w:ascii="Times New Roman" w:hAnsi="Times New Roman" w:cs="Times New Roman"/>
-          <w:sz w:val="28"/>
-          <w:szCs w:val="28"/>
-        </w:rPr>
-      </w:pPr>
-      <w:r>
-        <w:rPr>
-          <w:rFonts w:ascii="Times New Roman" w:hAnsi="Times New Roman" w:cs="Times New Roman"/>
-          <w:sz w:val="28"/>
-          <w:szCs w:val="28"/>
-        </w:rPr>
-        <w:t>В этой части системы реализован функционал для добавления транзакций и пересчета бюджета. Пользователи могут легко вводить данные о расходах и доходах, а система автоматически обновляет бюджет.</w:t>
-      </w:r>
-    </w:p>
-    <w:p>
-      <w:pPr>
-        <w:spacing w:after="0" w:line="240" w:lineRule="auto"/>
-        <w:ind w:firstLine="709"/>
-        <w:jc w:val="both"/>
-        <w:rPr>
-          <w:rFonts w:ascii="Times New Roman" w:hAnsi="Times New Roman" w:cs="Times New Roman"/>
-          <w:b/>
-          <w:bCs/>
-          <w:sz w:val="28"/>
-          <w:szCs w:val="28"/>
-        </w:rPr>
-      </w:pPr>
-    </w:p>
-    <w:p>
-      <w:pPr>
-        <w:spacing w:after="0" w:line="240" w:lineRule="auto"/>
-        <w:ind w:firstLine="709"/>
-        <w:jc w:val="both"/>
-        <w:rPr>
-          <w:rFonts w:ascii="Times New Roman" w:hAnsi="Times New Roman" w:cs="Times New Roman"/>
-          <w:b/>
-          <w:bCs/>
-          <w:sz w:val="28"/>
-          <w:szCs w:val="28"/>
-        </w:rPr>
-      </w:pPr>
-      <w:r>
-        <w:rPr>
-          <w:rFonts w:ascii="Times New Roman" w:hAnsi="Times New Roman" w:cs="Times New Roman"/>
-          <w:b/>
-          <w:bCs/>
-          <w:sz w:val="28"/>
-          <w:szCs w:val="28"/>
-        </w:rPr>
-        <w:t>Слайд 13: Агрегация расходов по категориям</w:t>
-      </w:r>
-    </w:p>
-    <w:p>
-      <w:pPr>
-        <w:spacing w:after="0" w:line="240" w:lineRule="auto"/>
-        <w:ind w:firstLine="709"/>
-        <w:jc w:val="both"/>
-        <w:rPr>
-          <w:rFonts w:ascii="Times New Roman" w:hAnsi="Times New Roman" w:cs="Times New Roman"/>
-          <w:sz w:val="28"/>
-          <w:szCs w:val="28"/>
-        </w:rPr>
-      </w:pPr>
-      <w:r>
-        <w:rPr>
-          <w:rFonts w:ascii="Times New Roman" w:hAnsi="Times New Roman" w:cs="Times New Roman"/>
-          <w:sz w:val="28"/>
-          <w:szCs w:val="28"/>
-        </w:rPr>
-        <w:t xml:space="preserve">Агрегация расходов по категориям позволяет </w:t>
-      </w:r>
-      <w:r>
-        <w:rPr>
-          <w:rFonts w:ascii="Times New Roman" w:hAnsi="Times New Roman" w:cs="Times New Roman"/>
-          <w:sz w:val="28"/>
-          <w:szCs w:val="28"/>
-        </w:rPr>
-        <w:t xml:space="preserve">отображает алгоритм </w:t>
-      </w:r>
-      <w:r>
-        <w:rPr>
-          <w:rFonts w:ascii="Times New Roman" w:hAnsi="Times New Roman" w:cs="Times New Roman"/>
-          <w:sz w:val="28"/>
-          <w:szCs w:val="28"/>
-        </w:rPr>
-        <w:t>распределения транзакций по категориям.</w:t>
-      </w:r>
-    </w:p>
-    <w:p>
-      <w:pPr>
-        <w:spacing w:after="0" w:line="240" w:lineRule="auto"/>
-        <w:ind w:firstLine="709"/>
-        <w:jc w:val="both"/>
-        <w:rPr>
-          <w:rFonts w:ascii="Times New Roman" w:hAnsi="Times New Roman" w:cs="Times New Roman"/>
-          <w:b/>
-          <w:bCs/>
-          <w:sz w:val="28"/>
-          <w:szCs w:val="28"/>
-        </w:rPr>
-      </w:pPr>
-    </w:p>
-    <w:p>
-      <w:pPr>
-        <w:spacing w:after="0" w:line="240" w:lineRule="auto"/>
-        <w:ind w:firstLine="709"/>
-        <w:jc w:val="both"/>
-        <w:rPr>
-          <w:rFonts w:ascii="Times New Roman" w:hAnsi="Times New Roman" w:cs="Times New Roman"/>
-          <w:b/>
-          <w:bCs/>
-          <w:sz w:val="28"/>
-          <w:szCs w:val="28"/>
-        </w:rPr>
-      </w:pPr>
-      <w:r>
-        <w:rPr>
-          <w:rFonts w:ascii="Times New Roman" w:hAnsi="Times New Roman" w:cs="Times New Roman"/>
-          <w:b/>
-          <w:bCs/>
-          <w:sz w:val="28"/>
-          <w:szCs w:val="28"/>
-        </w:rPr>
-        <w:t>Слайд 14: Алгоритм безопасности</w:t>
-      </w:r>
-    </w:p>
-    <w:p>
-      <w:pPr>
-        <w:spacing w:after="0" w:line="240" w:lineRule="auto"/>
-        <w:ind w:firstLine="709"/>
-        <w:jc w:val="both"/>
-        <w:rPr>
-          <w:rFonts w:ascii="Times New Roman" w:hAnsi="Times New Roman" w:cs="Times New Roman"/>
-          <w:sz w:val="28"/>
-          <w:szCs w:val="28"/>
-        </w:rPr>
-      </w:pPr>
-      <w:r>
-        <w:rPr>
-          <w:rFonts w:ascii="Times New Roman" w:hAnsi="Times New Roman" w:cs="Times New Roman"/>
-          <w:sz w:val="28"/>
-          <w:szCs w:val="28"/>
-        </w:rPr>
-        <w:t>Алгоритм безопасности отвечает за защиту данных и предотвращение несанкционированного доступа к системе. Он включает в себя меры по шифрованию данных, аутентификации пользователей и авторизации действий.</w:t>
-      </w:r>
-    </w:p>
-    <w:p>
-      <w:pPr>
-        <w:spacing w:after="0" w:line="240" w:lineRule="auto"/>
-        <w:ind w:firstLine="709"/>
-        <w:jc w:val="both"/>
-        <w:rPr>
-          <w:rFonts w:ascii="Times New Roman" w:hAnsi="Times New Roman" w:cs="Times New Roman"/>
-          <w:sz w:val="28"/>
-          <w:szCs w:val="28"/>
-        </w:rPr>
-      </w:pPr>
-    </w:p>
-    <w:p>
-      <w:pPr>
-        <w:spacing w:after="0" w:line="240" w:lineRule="auto"/>
-        <w:ind w:firstLine="709"/>
-        <w:jc w:val="both"/>
-        <w:rPr>
-          <w:rFonts w:ascii="Times New Roman" w:hAnsi="Times New Roman" w:cs="Times New Roman"/>
-          <w:b/>
-          <w:bCs/>
+          <w:sz w:val="28"/>
+          <w:szCs w:val="28"/>
+        </w:rPr>
+      </w:pPr>
+    </w:p>
+    <w:p>
+      <w:pPr>
+        <w:spacing w:after="0" w:line="240" w:lineRule="auto"/>
+        <w:ind w:firstLine="709"/>
+        <w:jc w:val="both"/>
+        <w:rPr>
+          <w:rFonts w:ascii="Times New Roman" w:hAnsi="Times New Roman" w:cs="Times New Roman"/>
           <w:sz w:val="28"/>
           <w:szCs w:val="28"/>
         </w:rPr>
@@ -2279,177 +2290,25 @@
           <w:sz w:val="28"/>
           <w:szCs w:val="28"/>
         </w:rPr>
+        <w:t xml:space="preserve"> Экономический эффект</w:t>
+      </w:r>
+      <w:r>
+        <w:rPr>
+          <w:rFonts w:ascii="Times New Roman" w:hAnsi="Times New Roman" w:cs="Times New Roman"/>
+          <w:b/>
+          <w:bCs/>
+          <w:sz w:val="28"/>
+          <w:szCs w:val="28"/>
+        </w:rPr>
         <w:t xml:space="preserve"> </w:t>
       </w:r>
       <w:r>
         <w:rPr>
           <w:rFonts w:ascii="Times New Roman" w:hAnsi="Times New Roman" w:cs="Times New Roman"/>
-          <w:b/>
-          <w:bCs/>
-          <w:sz w:val="28"/>
-          <w:szCs w:val="28"/>
-        </w:rPr>
-        <w:t>Экономический эффект</w:t>
-      </w:r>
-    </w:p>
-    <w:p>
-      <w:pPr>
-        <w:spacing w:after="0" w:line="240" w:lineRule="auto"/>
-        <w:ind w:firstLine="709"/>
-        <w:jc w:val="both"/>
-        <w:rPr>
-          <w:rFonts w:ascii="Times New Roman" w:hAnsi="Times New Roman" w:cs="Times New Roman"/>
-          <w:sz w:val="28"/>
-          <w:szCs w:val="28"/>
-        </w:rPr>
-      </w:pPr>
-      <w:r>
-        <w:rPr>
-          <w:rFonts w:ascii="Times New Roman" w:hAnsi="Times New Roman" w:cs="Times New Roman"/>
-          <w:sz w:val="28"/>
-          <w:szCs w:val="28"/>
-        </w:rPr>
-        <w:t>Экономический эффект организации-разработчика программного средства представляет собой прирост чистой прибыли от его продажи на рынке потребителям, величина которого зависит от объема продаж, цены реализации и затрат</w:t>
-      </w:r>
-      <w:r>
-        <w:rPr>
-          <w:rFonts w:ascii="Times New Roman" w:hAnsi="Times New Roman" w:cs="Times New Roman"/>
-          <w:sz w:val="28"/>
-          <w:szCs w:val="28"/>
-        </w:rPr>
-        <w:t xml:space="preserve"> </w:t>
-      </w:r>
-      <w:r>
-        <w:rPr>
-          <w:rFonts w:ascii="Times New Roman" w:hAnsi="Times New Roman" w:cs="Times New Roman"/>
-          <w:sz w:val="28"/>
-          <w:szCs w:val="28"/>
-        </w:rPr>
-        <w:t>на разработку программного средства.</w:t>
-      </w:r>
-    </w:p>
-    <w:p>
-      <w:pPr>
-        <w:spacing w:after="0" w:line="240" w:lineRule="auto"/>
-        <w:ind w:firstLine="709"/>
-        <w:jc w:val="both"/>
-        <w:rPr>
-          <w:rFonts w:ascii="Times New Roman" w:hAnsi="Times New Roman" w:cs="Times New Roman"/>
-          <w:sz w:val="28"/>
-          <w:szCs w:val="28"/>
-        </w:rPr>
-      </w:pPr>
-      <w:r>
-        <w:rPr>
-          <w:rFonts w:ascii="Times New Roman" w:hAnsi="Times New Roman" w:cs="Times New Roman"/>
-          <w:sz w:val="28"/>
-          <w:szCs w:val="28"/>
-        </w:rPr>
-        <w:t>Затраты на разработку программного средства составили 27855 рублей 04 копейки.</w:t>
-      </w:r>
-    </w:p>
-    <w:p>
-      <w:pPr>
-        <w:spacing w:after="0" w:line="240" w:lineRule="auto"/>
-        <w:ind w:firstLine="709"/>
-        <w:jc w:val="both"/>
-        <w:rPr>
-          <w:rFonts w:ascii="Times New Roman" w:hAnsi="Times New Roman" w:cs="Times New Roman"/>
-          <w:sz w:val="28"/>
-          <w:szCs w:val="28"/>
-        </w:rPr>
-      </w:pPr>
-      <w:r>
-        <w:rPr>
-          <w:rFonts w:ascii="Times New Roman" w:hAnsi="Times New Roman" w:cs="Times New Roman"/>
-          <w:sz w:val="28"/>
-          <w:szCs w:val="28"/>
-        </w:rPr>
-        <w:t xml:space="preserve">Прирост чистой прибыли </w:t>
-      </w:r>
-      <w:r>
-        <w:rPr>
-          <w:rFonts w:ascii="Times New Roman" w:hAnsi="Times New Roman" w:cs="Times New Roman"/>
-          <w:sz w:val="28"/>
-          <w:szCs w:val="28"/>
-        </w:rPr>
-        <w:t xml:space="preserve">– </w:t>
-      </w:r>
-      <w:r>
-        <w:rPr>
-          <w:rFonts w:ascii="Times New Roman" w:hAnsi="Times New Roman" w:cs="Times New Roman"/>
-          <w:sz w:val="28"/>
-          <w:szCs w:val="28"/>
-        </w:rPr>
-        <w:t>833333</w:t>
-      </w:r>
-      <w:r>
-        <w:rPr>
-          <w:rFonts w:ascii="Times New Roman" w:hAnsi="Times New Roman" w:cs="Times New Roman"/>
-          <w:sz w:val="28"/>
-          <w:szCs w:val="28"/>
-        </w:rPr>
-        <w:t xml:space="preserve"> </w:t>
-      </w:r>
-      <w:r>
-        <w:rPr>
-          <w:rFonts w:ascii="Times New Roman" w:hAnsi="Times New Roman" w:cs="Times New Roman"/>
-          <w:sz w:val="28"/>
-          <w:szCs w:val="28"/>
-        </w:rPr>
-        <w:t>рублей</w:t>
-      </w:r>
-    </w:p>
-    <w:p>
-      <w:pPr>
-        <w:spacing w:after="0" w:line="240" w:lineRule="auto"/>
-        <w:ind w:firstLine="709"/>
-        <w:jc w:val="both"/>
-        <w:rPr>
-          <w:rFonts w:ascii="Times New Roman" w:hAnsi="Times New Roman" w:cs="Times New Roman"/>
-          <w:sz w:val="28"/>
-          <w:szCs w:val="28"/>
-        </w:rPr>
-      </w:pPr>
-      <w:r>
-        <w:rPr>
-          <w:rFonts w:ascii="Times New Roman" w:hAnsi="Times New Roman" w:cs="Times New Roman"/>
-          <w:sz w:val="28"/>
-          <w:szCs w:val="28"/>
-        </w:rPr>
-        <w:t xml:space="preserve">Рентабельность проекта составляет </w:t>
-      </w:r>
-      <w:r>
-        <w:rPr>
-          <w:rFonts w:ascii="Times New Roman" w:hAnsi="Times New Roman" w:cs="Times New Roman"/>
-          <w:sz w:val="28"/>
-          <w:szCs w:val="28"/>
-        </w:rPr>
-        <w:t>28</w:t>
-      </w:r>
-      <w:r>
-        <w:rPr>
-          <w:rFonts w:ascii="Times New Roman" w:hAnsi="Times New Roman" w:cs="Times New Roman"/>
-          <w:sz w:val="28"/>
-          <w:szCs w:val="28"/>
-        </w:rPr>
-        <w:t>,</w:t>
-      </w:r>
-      <w:r>
-        <w:rPr>
-          <w:rFonts w:ascii="Times New Roman" w:hAnsi="Times New Roman" w:cs="Times New Roman"/>
-          <w:sz w:val="28"/>
-          <w:szCs w:val="28"/>
-        </w:rPr>
-        <w:t>93%</w:t>
-      </w:r>
-      <w:r>
-        <w:rPr>
-          <w:rFonts w:ascii="Times New Roman" w:hAnsi="Times New Roman" w:cs="Times New Roman"/>
-          <w:sz w:val="28"/>
-          <w:szCs w:val="28"/>
-        </w:rPr>
-        <w:t>, что подтверждает экономическую целесообразность внедрения разработанного программного средства.</w:t>
+          <w:sz w:val="28"/>
+          <w:szCs w:val="28"/>
+        </w:rPr>
+        <w:t>со слайда</w:t>
       </w:r>
     </w:p>
     <w:p>
@@ -2497,17 +2356,7 @@
           <w:sz w:val="28"/>
           <w:szCs w:val="28"/>
         </w:rPr>
-        <w:t xml:space="preserve"> </w:t>
-      </w:r>
-      <w:r>
-        <w:rPr>
-          <w:rFonts w:ascii="Times New Roman" w:hAnsi="Times New Roman" w:cs="Times New Roman"/>
-          <w:b/>
-          <w:bCs/>
-          <w:sz w:val="28"/>
-          <w:szCs w:val="28"/>
-        </w:rPr>
-        <w:t>Заключение</w:t>
+        <w:t xml:space="preserve"> Заключение</w:t>
       </w:r>
     </w:p>
     <w:p>
@@ -2549,25 +2398,33 @@
         </w:rPr>
         <w:t>В рамках проекта реализованы основные функции и проведено тестирование функциональных модулей</w:t>
       </w:r>
-    </w:p>
-    <w:p>
-      <w:pPr>
-        <w:spacing w:after="0" w:line="240" w:lineRule="auto"/>
-        <w:ind w:firstLine="709"/>
-        <w:jc w:val="both"/>
-        <w:rPr>
-          <w:rFonts w:ascii="Times New Roman" w:hAnsi="Times New Roman" w:cs="Times New Roman"/>
-          <w:sz w:val="28"/>
-          <w:szCs w:val="28"/>
-        </w:rPr>
-      </w:pPr>
-      <w:r>
-        <w:rPr>
-          <w:rFonts w:ascii="Times New Roman" w:hAnsi="Times New Roman" w:cs="Times New Roman"/>
-          <w:sz w:val="28"/>
-          <w:szCs w:val="28"/>
-        </w:rPr>
-        <w:t>Практическая ценность проекта заключается в создании современного, надёжного и простого инструмента для ведения личного бюджета. Приложение может использоваться широкой аудиторией для контроля расходов, анализа финансовых привычек и планирования бюджета.</w:t>
+      <w:r>
+        <w:rPr>
+          <w:rFonts w:ascii="Times New Roman" w:hAnsi="Times New Roman" w:cs="Times New Roman"/>
+          <w:sz w:val="28"/>
+          <w:szCs w:val="28"/>
+        </w:rPr>
+        <w:t>.</w:t>
+      </w:r>
+    </w:p>
+    <w:p>
+      <w:pPr>
+        <w:spacing w:after="0" w:line="240" w:lineRule="auto"/>
+        <w:ind w:firstLine="709"/>
+        <w:jc w:val="both"/>
+        <w:rPr>
+          <w:rFonts w:ascii="Times New Roman" w:hAnsi="Times New Roman" w:cs="Times New Roman"/>
+          <w:sz w:val="28"/>
+          <w:szCs w:val="28"/>
+        </w:rPr>
+      </w:pPr>
+      <w:r>
+        <w:rPr>
+          <w:rFonts w:ascii="Times New Roman" w:hAnsi="Times New Roman" w:cs="Times New Roman"/>
+          <w:sz w:val="28"/>
+          <w:szCs w:val="28"/>
+        </w:rPr>
+        <w:t>Практическая ценность заключается в создании современного, надёжного и простого инструмента для ведения личного бюджета. Приложение может использоваться широкой аудиторией для контроля расходов, анализа финансовых привычек и планирования бюджета.</w:t>
       </w:r>
     </w:p>
     <w:p>
@@ -2702,7 +2559,7 @@
     </w:p>
     <w:sectPr>
       <w:pgSz w:w="11906" w:h="16838"/>
-      <w:pgMar w:top="284" w:right="566" w:bottom="568" w:left="426" w:header="708" w:footer="708" w:gutter="0"/>
+      <w:pgMar w:top="284" w:right="566" w:bottom="851" w:left="426" w:header="708" w:footer="708" w:gutter="0"/>
       <w:cols w:space="708"/>
       <w:docGrid w:linePitch="360"/>
     </w:sectPr>
